--- a/01 - Faculty Pre Post Retrospective/01_Faculty_Pre_Post_Retrospective.docx
+++ b/01 - Faculty Pre Post Retrospective/01_Faculty_Pre_Post_Retrospective.docx
@@ -1352,7 +1352,7 @@
         <w:pStyle w:val="BodyText"/>
       </w:pPr>
       <w:r>
-        <w:t xml:space="preserve">Select</w:t>
+        <w:t xml:space="preserve">Click</w:t>
       </w:r>
       <w:r>
         <w:t xml:space="preserve"> </w:t>
@@ -1361,28 +1361,22 @@
         <w:rPr>
           <w:b/>
         </w:rPr>
-        <w:t xml:space="preserve">Finish Survey</w:t>
-      </w:r>
-      <w:r>
-        <w:t xml:space="preserve"> </w:t>
-      </w:r>
-      <w:r>
-        <w:t xml:space="preserve">below to submit your</w:t>
-      </w:r>
-      <w:r>
-        <w:t xml:space="preserve"> </w:t>
-      </w:r>
-      <w:r>
-        <w:t xml:space="preserve">responses.</w:t>
-      </w:r>
-    </w:p>
-    <w:p>
-      <w:pPr>
-        <w:pStyle w:val="BodyText"/>
-      </w:pPr>
-      <w:r>
         <w:t xml:space="preserve">Exit Survey</w:t>
       </w:r>
+      <w:r>
+        <w:t xml:space="preserve"> </w:t>
+      </w:r>
+      <w:r>
+        <w:t xml:space="preserve">below to finish.</w:t>
+      </w:r>
+    </w:p>
+    <w:p>
+      <w:pPr>
+        <w:pStyle w:val="BodyText"/>
+      </w:pPr>
+      <w:r>
+        <w:t xml:space="preserve">Exit Survey</w:t>
+      </w:r>
     </w:p>
     <w:p>
       <w:pPr>
@@ -1425,7 +1419,7 @@
         <w:pStyle w:val="BodyText"/>
       </w:pPr>
       <w:r>
-        <w:t xml:space="preserve">Select</w:t>
+        <w:t xml:space="preserve">Click</w:t>
       </w:r>
       <w:r>
         <w:t xml:space="preserve"> </w:t>
@@ -1434,13 +1428,13 @@
         <w:rPr>
           <w:b/>
         </w:rPr>
-        <w:t xml:space="preserve">Finish Survey</w:t>
-      </w:r>
-      <w:r>
-        <w:t xml:space="preserve"> </w:t>
-      </w:r>
-      <w:r>
-        <w:t xml:space="preserve">below to close the survey.</w:t>
+        <w:t xml:space="preserve">Exit Survey</w:t>
+      </w:r>
+      <w:r>
+        <w:t xml:space="preserve"> </w:t>
+      </w:r>
+      <w:r>
+        <w:t xml:space="preserve">below to finish.</w:t>
       </w:r>
     </w:p>
     <w:p>
